--- a/build/seminar7/docs/Семинар 7 — 1. Инструкция для ментора.docx
+++ b/build/seminar7/docs/Семинар 7 — 1. Инструкция для ментора.docx
@@ -429,7 +429,7 @@
                 <w:b/>
                 <w:bCs/>
               </w:rPr>
-              <w:t xml:space="preserve">Инструкция</w:t>
+              <w:t xml:space="preserve">Инструкция и обучение</w:t>
             </w:r>
           </w:p>
         </w:tc>
@@ -440,7 +440,7 @@
               <w:pStyle w:val="Compact"/>
             </w:pPr>
             <w:r>
-              <w:t xml:space="preserve">Подробная инструкция одним нумерованным списком. Роль и агента можно выбрать</w:t>
+              <w:t xml:space="preserve">Коротко: как работать (шаги). Ниже урок: зачем агент, кто что делает, разбор примера, частые ошибки и тест из 3 вопросов. После теста на карточке агента появляется «✓ пройдено». Роль и агента можно выбрать</w:t>
             </w:r>
           </w:p>
         </w:tc>
@@ -884,7 +884,7 @@
         <w:t xml:space="preserve"> </w:t>
       </w:r>
       <w:r>
-        <w:t xml:space="preserve">— карточки агентов: что делает, роли, процессы, шаги инструкции одним списком.</w:t>
+        <w:t xml:space="preserve">— карточки агентов: что делает, роли, процессы, короткие шаги и урок с примером, ошибками и тестом.</w:t>
       </w:r>
     </w:p>
     <w:bookmarkEnd w:id="12"/>
@@ -1487,7 +1487,7 @@
         </w:numPr>
       </w:pPr>
       <w:r>
-        <w:t xml:space="preserve">У каждого агента открывается «Инструкция», и в ней есть шаги.</w:t>
+        <w:t xml:space="preserve">У каждого агента открывается «Инструкция и обучение»: есть шаги, урок и тест; после верных ответов на карточке появляется «✓ пройдено».</w:t>
       </w:r>
     </w:p>
     <w:p>

--- a/build/seminar7/docs/Семинар 7 — 1. Инструкция для ментора.docx
+++ b/build/seminar7/docs/Семинар 7 — 1. Инструкция для ментора.docx
@@ -440,7 +440,7 @@
               <w:pStyle w:val="Compact"/>
             </w:pPr>
             <w:r>
-              <w:t xml:space="preserve">Коротко: как работать (шаги). Ниже урок: зачем агент, кто что делает, разбор примера, частые ошибки и тест из 3 вопросов. После теста на карточке агента появляется «✓ пройдено». Роль и агента можно выбрать</w:t>
+              <w:t xml:space="preserve">Коротко: как работать (шаги). Ниже урок: зачем агент, кто что делает, разбор примера, частые ошибки. Роль и агента можно выбрать</w:t>
             </w:r>
           </w:p>
         </w:tc>
@@ -884,7 +884,7 @@
         <w:t xml:space="preserve"> </w:t>
       </w:r>
       <w:r>
-        <w:t xml:space="preserve">— карточки агентов: что делает, роли, процессы, короткие шаги и урок с примером, ошибками и тестом.</w:t>
+        <w:t xml:space="preserve">— карточки агентов: что делает, роли, процессы, короткие шаги и урок с примером и ошибками.</w:t>
       </w:r>
     </w:p>
     <w:bookmarkEnd w:id="12"/>
@@ -1487,7 +1487,7 @@
         </w:numPr>
       </w:pPr>
       <w:r>
-        <w:t xml:space="preserve">У каждого агента открывается «Инструкция и обучение»: есть шаги, урок и тест; после верных ответов на карточке появляется «✓ пройдено».</w:t>
+        <w:t xml:space="preserve">У каждого агента открывается «Инструкция и обучение»: есть шаги и урок.</w:t>
       </w:r>
     </w:p>
     <w:p>

--- a/build/seminar7/docs/Семинар 7 — 1. Инструкция для ментора.docx
+++ b/build/seminar7/docs/Семинар 7 — 1. Инструкция для ментора.docx
@@ -53,7 +53,7 @@
         <w:rPr>
           <w:rStyle w:val="VerbatimChar"/>
         </w:rPr>
-        <w:t xml:space="preserve">index.html</w:t>
+        <w:t xml:space="preserve">corporate_ai_portal.html</w:t>
       </w:r>
       <w:r>
         <w:t xml:space="preserve"> </w:t>
@@ -1045,7 +1045,7 @@
         <w:rPr>
           <w:rStyle w:val="VerbatimChar"/>
         </w:rPr>
-        <w:t xml:space="preserve">index.html</w:t>
+        <w:t xml:space="preserve">corporate_ai_portal.html</w:t>
       </w:r>
       <w:r>
         <w:t xml:space="preserve"> </w:t>

--- a/build/seminar7/docs/Семинар 7 — 1. Инструкция для ментора.docx
+++ b/build/seminar7/docs/Семинар 7 — 1. Инструкция для ментора.docx
@@ -225,7 +225,7 @@
         <w:rPr>
           <w:rStyle w:val="VerbatimChar"/>
         </w:rPr>
-        <w:t xml:space="preserve">04-n8n-chat-openai.json</w:t>
+        <w:t xml:space="preserve">n8n-chat-openai.json</w:t>
       </w:r>
       <w:r>
         <w:t xml:space="preserve"> </w:t>
@@ -1176,7 +1176,7 @@
         <w:rPr>
           <w:rStyle w:val="VerbatimChar"/>
         </w:rPr>
-        <w:t xml:space="preserve">04-n8n-chat-openai.json</w:t>
+        <w:t xml:space="preserve">n8n-chat-openai.json</w:t>
       </w:r>
       <w:r>
         <w:t xml:space="preserve">.</w:t>

--- a/build/seminar7/docs/Семинар 7 — 1. Инструкция для ментора.docx
+++ b/build/seminar7/docs/Семинар 7 — 1. Инструкция для ментора.docx
@@ -797,7 +797,7 @@
         <w:pStyle w:val="FirstParagraph"/>
       </w:pPr>
       <w:r>
-        <w:t xml:space="preserve">Выпишите 1–3 процесса из своего TO-BE. Для каждого определите, какие роли</w:t>
+        <w:t xml:space="preserve">Выпишите процессы из своего TO-BE. Для каждого определите, какие роли</w:t>
       </w:r>
       <w:r>
         <w:t xml:space="preserve"> </w:t>
@@ -813,13 +813,13 @@
       </w:r>
     </w:p>
     <w:bookmarkEnd w:id="11"/>
-    <w:bookmarkStart w:id="12" w:name="X3e84320303b9d1ce7b2eba044241e01c65390a0"/>
+    <w:bookmarkStart w:id="12" w:name="X8af4068ea95decf417123802094649738fd02ce"/>
     <w:p>
       <w:pPr>
         <w:pStyle w:val="Heading3"/>
       </w:pPr>
       <w:r>
-        <w:t xml:space="preserve">Шаг 2. Регламент и карточки агентов (15 мин)</w:t>
+        <w:t xml:space="preserve">Шаг 2. Инструкция и карточки агентов (15 мин)</w:t>
       </w:r>
     </w:p>
     <w:p>
@@ -862,7 +862,7 @@
         <w:t xml:space="preserve"> </w:t>
       </w:r>
       <w:r>
-        <w:t xml:space="preserve">Получите описание: шаги работы с каждым агентом по ролям.</w:t>
+        <w:t xml:space="preserve">Получите подробное описание каждого агента: когда запускается, что получает, что делает, что выдаёт, где решение за человеком, когда передаёт задачу, что нельзя, что отмечать для дообучения.</w:t>
       </w:r>
     </w:p>
     <w:p>
@@ -918,7 +918,7 @@
         <w:t xml:space="preserve"> </w:t>
       </w:r>
       <w:r>
-        <w:t xml:space="preserve">Модель разложит их по ролям: для каждой роли — 4 метрики. У каждой метрики значение, цель и вид:</w:t>
+        <w:t xml:space="preserve">Модель разложит их по ролям: у каждой роли — все её метрики. У каждой метрики значение, цель и вид:</w:t>
       </w:r>
     </w:p>
     <w:p>
@@ -1499,7 +1499,7 @@
         </w:numPr>
       </w:pPr>
       <w:r>
-        <w:t xml:space="preserve">На дашборде каждой роли 4 метрики, хотя бы одно кольцо и график за неделю.</w:t>
+        <w:t xml:space="preserve">На дашборде каждой роли есть метрики, хотя бы одно кольцо и график за неделю.</w:t>
       </w:r>
     </w:p>
     <w:p>

--- a/build/seminar7/docs/Семинар 7 — 1. Инструкция для ментора.docx
+++ b/build/seminar7/docs/Семинар 7 — 1. Инструкция для ментора.docx
@@ -26,23 +26,13 @@
         <w:t xml:space="preserve"> </w:t>
       </w:r>
       <w:r>
-        <w:t xml:space="preserve">один HTML-файл — корпоративный портал вашей компании.</w:t>
-      </w:r>
-      <w:r>
-        <w:t xml:space="preserve"> </w:t>
-      </w:r>
-      <w:r>
-        <w:t xml:space="preserve">В нём реестр агентов по ролям, дашборд для каждой роли, уведомления с решениями,</w:t>
-      </w:r>
-      <w:r>
-        <w:t xml:space="preserve"> </w:t>
-      </w:r>
-      <w:r>
-        <w:t xml:space="preserve">рекомендации, чат с агентом, инструкции к агентам, журнал для дообучения и вебинары.</w:t>
-      </w:r>
-      <w:r>
-        <w:t xml:space="preserve"> </w:t>
-      </w:r>
+        <w:t xml:space="preserve">один HTML-файл — корпоративный портал вашей компании. В нём реестр агентов по ролям, дашборд для каждой роли, уведомления с решениями, рекомендации, чат с агентом, инструкции и обучение по каждому агенту, журнал для дообучения и вебинары.</w:t>
+      </w:r>
+    </w:p>
+    <w:p>
+      <w:pPr>
+        <w:pStyle w:val="BodyText"/>
+      </w:pPr>
       <w:r>
         <w:t xml:space="preserve">Образец —</w:t>
       </w:r>
@@ -107,50 +97,7 @@
         </w:numPr>
       </w:pPr>
       <w:r>
-        <w:rPr>
-          <w:b/>
-          <w:bCs/>
-        </w:rPr>
-        <w:t xml:space="preserve">метрики для дашборда</w:t>
-      </w:r>
-      <w:r>
-        <w:t xml:space="preserve">:</w:t>
-      </w:r>
-    </w:p>
-    <w:p>
-      <w:pPr>
-        <w:pStyle w:val="Compact"/>
-        <w:numPr>
-          <w:ilvl w:val="1"/>
-          <w:numId w:val="1002"/>
-        </w:numPr>
-      </w:pPr>
-      <w:r>
-        <w:t xml:space="preserve">бизнес-метрика каждого процесса и её цель — из практики лекции 2 (шаг 1: цель, метрика, границы; сравнение AS-IS и TO-BE);</w:t>
-      </w:r>
-    </w:p>
-    <w:p>
-      <w:pPr>
-        <w:pStyle w:val="Compact"/>
-        <w:numPr>
-          <w:ilvl w:val="1"/>
-          <w:numId w:val="1002"/>
-        </w:numPr>
-      </w:pPr>
-      <w:r>
-        <w:t xml:space="preserve">метрики качества агентов — из лекции 6 (тестирование и мониторинг): доля верных ответов, передач человеку, ошибок, время ответа;</w:t>
-      </w:r>
-    </w:p>
-    <w:p>
-      <w:pPr>
-        <w:pStyle w:val="Compact"/>
-        <w:numPr>
-          <w:ilvl w:val="1"/>
-          <w:numId w:val="1002"/>
-        </w:numPr>
-      </w:pPr>
-      <w:r>
-        <w:t xml:space="preserve">текущие значения и целевые, хотя бы примерные. Если данных нет — промт 3 предложит правдоподобные, их помечают как «пример»;</w:t>
+        <w:t xml:space="preserve">метрики для дашборда (практика лекции 6) — с текущими и целевыми значениями, хотя бы примерными; бизнес-метрики процессов можно взять из практики лекции 2;</w:t>
       </w:r>
     </w:p>
     <w:p>
@@ -162,7 +109,31 @@
         </w:numPr>
       </w:pPr>
       <w:r>
-        <w:t xml:space="preserve">файл</w:t>
+        <w:t xml:space="preserve">промты для генерации портала;</w:t>
+      </w:r>
+    </w:p>
+    <w:p>
+      <w:pPr>
+        <w:pStyle w:val="Compact"/>
+        <w:numPr>
+          <w:ilvl w:val="0"/>
+          <w:numId w:val="1001"/>
+        </w:numPr>
+      </w:pPr>
+      <w:r>
+        <w:t xml:space="preserve">инструкция по подключению — если хотите живые данные и живой чат;</w:t>
+      </w:r>
+    </w:p>
+    <w:p>
+      <w:pPr>
+        <w:pStyle w:val="Compact"/>
+        <w:numPr>
+          <w:ilvl w:val="0"/>
+          <w:numId w:val="1001"/>
+        </w:numPr>
+      </w:pPr>
+      <w:r>
+        <w:t xml:space="preserve">если нужно подключить чат к порталу для эксперта — готовый воркфлоу n8n для чата с OpenAI</w:t>
       </w:r>
       <w:r>
         <w:t xml:space="preserve"> </w:t>
@@ -171,76 +142,22 @@
         <w:rPr>
           <w:rStyle w:val="VerbatimChar"/>
         </w:rPr>
-        <w:t xml:space="preserve">02-promty.md</w:t>
-      </w:r>
-      <w:r>
-        <w:t xml:space="preserve"> </w:t>
-      </w:r>
-      <w:r>
-        <w:t xml:space="preserve">с промтами;</w:t>
-      </w:r>
-    </w:p>
-    <w:p>
-      <w:pPr>
-        <w:pStyle w:val="Compact"/>
-        <w:numPr>
-          <w:ilvl w:val="0"/>
-          <w:numId w:val="1001"/>
-        </w:numPr>
-      </w:pPr>
-      <w:r>
-        <w:t xml:space="preserve">файл</w:t>
-      </w:r>
-      <w:r>
-        <w:t xml:space="preserve"> </w:t>
-      </w:r>
-      <w:r>
-        <w:rPr>
-          <w:rStyle w:val="VerbatimChar"/>
-        </w:rPr>
-        <w:t xml:space="preserve">03-podklyuchenie.md</w:t>
-      </w:r>
-      <w:r>
-        <w:t xml:space="preserve"> </w:t>
-      </w:r>
-      <w:r>
-        <w:t xml:space="preserve">— если хотите живые данные и живой чат;</w:t>
-      </w:r>
-    </w:p>
-    <w:p>
-      <w:pPr>
-        <w:pStyle w:val="Compact"/>
-        <w:numPr>
-          <w:ilvl w:val="0"/>
-          <w:numId w:val="1001"/>
-        </w:numPr>
-      </w:pPr>
-      <w:r>
-        <w:t xml:space="preserve">файл</w:t>
-      </w:r>
-      <w:r>
-        <w:t xml:space="preserve"> </w:t>
-      </w:r>
-      <w:r>
-        <w:rPr>
-          <w:rStyle w:val="VerbatimChar"/>
-        </w:rPr>
         <w:t xml:space="preserve">n8n-chat-openai.json</w:t>
       </w:r>
       <w:r>
         <w:t xml:space="preserve"> </w:t>
       </w:r>
       <w:r>
-        <w:t xml:space="preserve">— готовый воркфлоу n8n для чата с OpenAI (импортируется одной кнопкой).</w:t>
-      </w:r>
-    </w:p>
-    <w:bookmarkStart w:id="9" w:name="что-сказать-участникам-3-минуты"/>
+        <w:t xml:space="preserve">(импортируется одной кнопкой).</w:t>
+      </w:r>
+    </w:p>
+    <w:bookmarkStart w:id="9" w:name="что-сказать-студентам"/>
     <w:p>
       <w:pPr>
         <w:pStyle w:val="Heading2"/>
       </w:pPr>
       <w:r>
-        <w:t xml:space="preserve">Что сказать участникам (3 минуты)</w:t>
+        <w:t xml:space="preserve">Что сказать студентам</w:t>
       </w:r>
     </w:p>
     <w:p>
@@ -248,64 +165,31 @@
         <w:pStyle w:val="BlockText"/>
       </w:pPr>
       <w:r>
-        <w:t xml:space="preserve">Сегодня каждый собирает портал своей компании: место, где сотрудники работают с ИИ-агентами.</w:t>
-      </w:r>
-      <w:r>
-        <w:t xml:space="preserve"> </w:t>
-      </w:r>
-      <w:r>
-        <w:t xml:space="preserve">Берём ваш TO-BE и граф навыков агентов. Четыре промта превращают их в конфиг портала,</w:t>
-      </w:r>
-      <w:r>
-        <w:t xml:space="preserve"> </w:t>
-      </w:r>
-      <w:r>
-        <w:t xml:space="preserve">вы вставляете его в образец — и портал готов. Сверху агенты вашей роли и инструкция к каждому,</w:t>
-      </w:r>
-      <w:r>
-        <w:t xml:space="preserve"> </w:t>
-      </w:r>
-      <w:r>
-        <w:t xml:space="preserve">ниже дашборд с целями, ниже работа роли: партнёр принимает решения, менеджер оценивает</w:t>
-      </w:r>
-      <w:r>
-        <w:t xml:space="preserve"> </w:t>
-      </w:r>
-      <w:r>
-        <w:t xml:space="preserve">рекомендации, методолог спрашивает агента в чате. Каждое действие попадает в журнал — это</w:t>
-      </w:r>
-      <w:r>
-        <w:t xml:space="preserve"> </w:t>
-      </w:r>
-      <w:r>
-        <w:t xml:space="preserve">датасет для дообучения агентов. Кто успеет — подключит чат к OpenAI через n8n и журнал к Google Таблице.</w:t>
-      </w:r>
-    </w:p>
-    <w:p>
-      <w:pPr>
-        <w:pStyle w:val="FirstParagraph"/>
-      </w:pPr>
-      <w:r>
-        <w:t xml:space="preserve">Порядок показа образца: выбрать «Партнёр» → одобрить уведомление → открыть «Журнал» (строка появилась)</w:t>
-      </w:r>
-      <w:r>
-        <w:t xml:space="preserve"> </w:t>
-      </w:r>
-      <w:r>
-        <w:t xml:space="preserve">→ «Методолог» → спросить в чате, поставить 👎 и написать правильный ответ → «Инструкция» у агента</w:t>
-      </w:r>
-      <w:r>
-        <w:t xml:space="preserve"> </w:t>
-      </w:r>
-      <w:r>
-        <w:t xml:space="preserve">→ в журнале «Сбросить демо» перед следующим показом.</w:t>
-      </w:r>
-    </w:p>
-    <w:p>
-      <w:r>
-        <w:pict>
-          <v:rect style="width:0;height:1.5pt" o:hralign="center" o:hrstd="t" o:hr="t"/>
-        </w:pict>
+        <w:t xml:space="preserve">Сегодня каждый собирает портал своей компании: место, где сотрудники работают с ИИ-агентами. Берём ваш TO-BE и граф навыков агентов. Четыре промта превращают их в конфиг портала, вы вставляете его в образец — и портал готов.</w:t>
+      </w:r>
+    </w:p>
+    <w:p>
+      <w:pPr>
+        <w:pStyle w:val="BlockText"/>
+      </w:pPr>
+      <w:r>
+        <w:t xml:space="preserve">Сверху агенты вашей роли, у каждого — инструкция и обучение. Ниже дашборд с целями, ниже работа роли: оператор следит за работой и подключается по мере необходимости, супервайзер принимает решения, менеджер оценивает рекомендации, а эксперт спрашивает агента в чате.</w:t>
+      </w:r>
+    </w:p>
+    <w:p>
+      <w:pPr>
+        <w:pStyle w:val="BlockText"/>
+      </w:pPr>
+      <w:r>
+        <w:t xml:space="preserve">Каждое действие попадает в журнал — это датасет для дообучения агентов. Кто успеет — подключит чат к OpenAI через n8n и журнал к Google Таблице.</w:t>
+      </w:r>
+    </w:p>
+    <w:p>
+      <w:pPr>
+        <w:pStyle w:val="BlockText"/>
+      </w:pPr>
+      <w:r>
+        <w:t xml:space="preserve">Также на портале сотрудники делятся лучшими практиками по работе с ИИ-инструментами и ИИ-агентами — это тоже можно добавлять.</w:t>
       </w:r>
     </w:p>
     <w:bookmarkEnd w:id="9"/>
@@ -384,7 +268,7 @@
               <w:pStyle w:val="Compact"/>
             </w:pPr>
             <w:r>
-              <w:t xml:space="preserve">Сверху: название портала, выбор роли, кнопка «Журнал». Карточки агентов роли с кнопкой «Инструкция»</w:t>
+              <w:t xml:space="preserve">Сверху: название портала, выбор роли, кнопка «Журнал». Карточки агентов роли с кнопкой «Инструкция и обучение»</w:t>
             </w:r>
           </w:p>
         </w:tc>
@@ -412,7 +296,7 @@
               <w:pStyle w:val="Compact"/>
             </w:pPr>
             <w:r>
-              <w:t xml:space="preserve">Метрики роли (кольца и числа), график за неделю, блок работы роли, «Раскрыть подробнее»</w:t>
+              <w:t xml:space="preserve">Метрики роли с целями, график за неделю, блок работы роли, «Раскрыть подробнее»</w:t>
             </w:r>
           </w:p>
         </w:tc>
@@ -440,7 +324,7 @@
               <w:pStyle w:val="Compact"/>
             </w:pPr>
             <w:r>
-              <w:t xml:space="preserve">Коротко: как работать (шаги). Ниже урок: зачем агент, кто что делает, разбор примера, частые ошибки. Роль и агента можно выбрать</w:t>
+              <w:t xml:space="preserve">У каждого агента: коротко — как работать (шаги), ниже урок — зачем агент, кто что делает, разбор примера, частые ошибки. Роль и агента можно выбрать</w:t>
             </w:r>
           </w:p>
         </w:tc>
@@ -468,7 +352,7 @@
               <w:pStyle w:val="Compact"/>
             </w:pPr>
             <w:r>
-              <w:t xml:space="preserve">В самом низу, под всем. «Добавить материал»: ссылка, название, описание, роль</w:t>
+              <w:t xml:space="preserve">В самом низу, под всем: вебинары и лучшие практики сотрудников. «Добавить материал»: ссылка, название, описание, роль</w:t>
             </w:r>
           </w:p>
         </w:tc>
@@ -496,7 +380,7 @@
               <w:pStyle w:val="Compact"/>
             </w:pPr>
             <w:r>
-              <w:t xml:space="preserve">Все решения, оценки и исправления. Это датасет для дообучения. Менять решения может только роль с типом</w:t>
+              <w:t xml:space="preserve">Все решения, оценки и исправления. Это датасет для дальнейшего дообучения. Менять решения может только роль с типом</w:t>
             </w:r>
             <w:r>
               <w:t xml:space="preserve"> </w:t>
@@ -541,8 +425,9 @@
         <w:tblLook w:firstRow="1" w:lastRow="0" w:firstColumn="0" w:lastColumn="0" w:noHBand="0" w:noVBand="0" w:val="0020"/>
       </w:tblPr>
       <w:tblGrid>
-        <w:gridCol w:w="3960"/>
-        <w:gridCol w:w="3960"/>
+        <w:gridCol w:w="2640"/>
+        <w:gridCol w:w="2640"/>
+        <w:gridCol w:w="2640"/>
       </w:tblGrid>
       <w:tr>
         <w:trPr>
@@ -569,6 +454,17 @@
               <w:pStyle w:val="Compact"/>
             </w:pPr>
             <w:r>
+              <w:t xml:space="preserve">Общая роль</w:t>
+            </w:r>
+          </w:p>
+        </w:tc>
+        <w:tc>
+          <w:tcPr/>
+          <w:p>
+            <w:pPr>
+              <w:pStyle w:val="Compact"/>
+            </w:pPr>
+            <w:r>
               <w:t xml:space="preserve">Что видит роль</w:t>
             </w:r>
           </w:p>
@@ -596,6 +492,17 @@
               <w:pStyle w:val="Compact"/>
             </w:pPr>
             <w:r>
+              <w:t xml:space="preserve">оператор</w:t>
+            </w:r>
+          </w:p>
+        </w:tc>
+        <w:tc>
+          <w:tcPr/>
+          <w:p>
+            <w:pPr>
+              <w:pStyle w:val="Compact"/>
+            </w:pPr>
+            <w:r>
               <w:t xml:space="preserve">только дашборд</w:t>
             </w:r>
           </w:p>
@@ -623,6 +530,17 @@
               <w:pStyle w:val="Compact"/>
             </w:pPr>
             <w:r>
+              <w:t xml:space="preserve">супервайзер</w:t>
+            </w:r>
+          </w:p>
+        </w:tc>
+        <w:tc>
+          <w:tcPr/>
+          <w:p>
+            <w:pPr>
+              <w:pStyle w:val="Compact"/>
+            </w:pPr>
+            <w:r>
               <w:t xml:space="preserve">уведомления агента: человек выбирает решение и причину, уведомление исчезает</w:t>
             </w:r>
           </w:p>
@@ -650,6 +568,17 @@
               <w:pStyle w:val="Compact"/>
             </w:pPr>
             <w:r>
+              <w:t xml:space="preserve">менеджер</w:t>
+            </w:r>
+          </w:p>
+        </w:tc>
+        <w:tc>
+          <w:tcPr/>
+          <w:p>
+            <w:pPr>
+              <w:pStyle w:val="Compact"/>
+            </w:pPr>
+            <w:r>
               <w:t xml:space="preserve">агент сам приносит информацию, человек ставит 👍 или 👎</w:t>
             </w:r>
           </w:p>
@@ -677,6 +606,17 @@
               <w:pStyle w:val="Compact"/>
             </w:pPr>
             <w:r>
+              <w:t xml:space="preserve">эксперт</w:t>
+            </w:r>
+          </w:p>
+        </w:tc>
+        <w:tc>
+          <w:tcPr/>
+          <w:p>
+            <w:pPr>
+              <w:pStyle w:val="Compact"/>
+            </w:pPr>
+            <w:r>
               <w:t xml:space="preserve">чат с агентом; к плохому ответу пишется правильный. Без</w:t>
             </w:r>
             <w:r>
@@ -757,39 +697,26 @@
         <w:t xml:space="preserve">дальше ментору ничего менять не нужно</w:t>
       </w:r>
       <w:r>
-        <w:t xml:space="preserve">.</w:t>
-      </w:r>
-      <w:r>
-        <w:t xml:space="preserve"> </w:t>
-      </w:r>
-      <w:r>
-        <w:t xml:space="preserve">Ниже этого блока ничего не трогайте.</w:t>
-      </w:r>
-    </w:p>
-    <w:p>
-      <w:r>
-        <w:pict>
-          <v:rect style="width:0;height:1.5pt" o:hralign="center" o:hrstd="t" o:hr="t"/>
-        </w:pict>
+        <w:t xml:space="preserve">. Ниже этого блока ничего не трогайте.</w:t>
       </w:r>
     </w:p>
     <w:bookmarkEnd w:id="10"/>
-    <w:bookmarkStart w:id="18" w:name="порядок-работы-на-семинаре--60-минут"/>
+    <w:bookmarkStart w:id="19" w:name="порядок-работы-на-семинаре"/>
     <w:p>
       <w:pPr>
         <w:pStyle w:val="Heading2"/>
       </w:pPr>
       <w:r>
-        <w:t xml:space="preserve">Порядок работы на семинаре (≈ 60 минут)</w:t>
-      </w:r>
-    </w:p>
-    <w:bookmarkStart w:id="11" w:name="шаг-1-процессы-и-роли-10-мин"/>
+        <w:t xml:space="preserve">Порядок работы на семинаре</w:t>
+      </w:r>
+    </w:p>
+    <w:bookmarkStart w:id="11" w:name="шаг-1-процессы-и-роли"/>
     <w:p>
       <w:pPr>
         <w:pStyle w:val="Heading3"/>
       </w:pPr>
       <w:r>
-        <w:t xml:space="preserve">Шаг 1. Процессы и роли (10 мин)</w:t>
+        <w:t xml:space="preserve">Шаг 1. Процессы и роли</w:t>
       </w:r>
     </w:p>
     <w:p>
@@ -797,53 +724,29 @@
         <w:pStyle w:val="FirstParagraph"/>
       </w:pPr>
       <w:r>
-        <w:t xml:space="preserve">Выпишите процессы из своего TO-BE. Для каждого определите, какие роли</w:t>
-      </w:r>
-      <w:r>
-        <w:t xml:space="preserve"> </w:t>
-      </w:r>
-      <w:r>
-        <w:t xml:space="preserve">в нём участвуют и как: только смотрят, принимают решения, получают рекомендации</w:t>
-      </w:r>
-      <w:r>
-        <w:t xml:space="preserve"> </w:t>
-      </w:r>
-      <w:r>
-        <w:t xml:space="preserve">или общаются с агентом. У одной роли может быть несколько процессов и агентов.</w:t>
+        <w:t xml:space="preserve">Выпишите процессы из своего TO-BE. Для каждого определите, какие роли в нём участвуют и как: следят за работой, принимают решения, получают рекомендации или общаются с агентом. У одной роли может быть несколько процессов и агентов.</w:t>
       </w:r>
     </w:p>
     <w:bookmarkEnd w:id="11"/>
-    <w:bookmarkStart w:id="12" w:name="X8af4068ea95decf417123802094649738fd02ce"/>
+    <w:bookmarkStart w:id="12" w:name="шаг-2-инструкция-и-карточки-агентов"/>
     <w:p>
       <w:pPr>
         <w:pStyle w:val="Heading3"/>
       </w:pPr>
       <w:r>
-        <w:t xml:space="preserve">Шаг 2. Инструкция и карточки агентов (15 мин)</w:t>
-      </w:r>
-    </w:p>
-    <w:p>
-      <w:pPr>
-        <w:pStyle w:val="Compact"/>
-        <w:numPr>
-          <w:ilvl w:val="0"/>
-          <w:numId w:val="1003"/>
+        <w:t xml:space="preserve">Шаг 2. Инструкция и карточки агентов</w:t>
+      </w:r>
+    </w:p>
+    <w:p>
+      <w:pPr>
+        <w:pStyle w:val="Compact"/>
+        <w:numPr>
+          <w:ilvl w:val="0"/>
+          <w:numId w:val="1002"/>
         </w:numPr>
       </w:pPr>
       <w:r>
         <w:t xml:space="preserve">Откройте</w:t>
-      </w:r>
-      <w:r>
-        <w:t xml:space="preserve"> </w:t>
-      </w:r>
-      <w:r>
-        <w:rPr>
-          <w:rStyle w:val="VerbatimChar"/>
-        </w:rPr>
-        <w:t xml:space="preserve">02-promty.md</w:t>
-      </w:r>
-      <w:r>
-        <w:t xml:space="preserve">,</w:t>
       </w:r>
       <w:r>
         <w:t xml:space="preserve"> </w:t>
@@ -856,21 +759,15 @@
         <w:t xml:space="preserve">промт 1</w:t>
       </w:r>
       <w:r>
-        <w:t xml:space="preserve">. Вставьте свой TO-BE и граф навыков.</w:t>
-      </w:r>
-      <w:r>
-        <w:t xml:space="preserve"> </w:t>
-      </w:r>
-      <w:r>
-        <w:t xml:space="preserve">Получите подробное описание каждого агента: когда запускается, что получает, что делает, что выдаёт, где решение за человеком, когда передаёт задачу, что нельзя, что отмечать для дообучения.</w:t>
-      </w:r>
-    </w:p>
-    <w:p>
-      <w:pPr>
-        <w:pStyle w:val="Compact"/>
-        <w:numPr>
-          <w:ilvl w:val="0"/>
-          <w:numId w:val="1003"/>
+        <w:t xml:space="preserve">. Вставьте свой TO-BE и граф навыков. Получите подробное описание каждого агента: когда запускается, что получает, что делает, что выдаёт, где решение за человеком, когда передаёт задачу, что нельзя, что отмечать для дообучения.</w:t>
+      </w:r>
+    </w:p>
+    <w:p>
+      <w:pPr>
+        <w:pStyle w:val="Compact"/>
+        <w:numPr>
+          <w:ilvl w:val="0"/>
+          <w:numId w:val="1002"/>
         </w:numPr>
       </w:pPr>
       <w:r>
@@ -884,17 +781,17 @@
         <w:t xml:space="preserve"> </w:t>
       </w:r>
       <w:r>
-        <w:t xml:space="preserve">— карточки агентов: что делает, роли, процессы, короткие шаги и урок с примером и ошибками.</w:t>
+        <w:t xml:space="preserve">— карточки агентов: что делает, роли, процессы, короткие шаги и урок с примером и частыми ошибками.</w:t>
       </w:r>
     </w:p>
     <w:bookmarkEnd w:id="12"/>
-    <w:bookmarkStart w:id="13" w:name="шаг-3-метрики-дашборда-10-мин"/>
+    <w:bookmarkStart w:id="13" w:name="шаг-3-метрики-дашборда"/>
     <w:p>
       <w:pPr>
         <w:pStyle w:val="Heading3"/>
       </w:pPr>
       <w:r>
-        <w:t xml:space="preserve">Шаг 3. Метрики дашборда (10 мин)</w:t>
+        <w:t xml:space="preserve">Шаг 3. Метрики дашборда</w:t>
       </w:r>
     </w:p>
     <w:p>
@@ -912,21 +809,15 @@
         <w:t xml:space="preserve"> </w:t>
       </w:r>
       <w:r>
-        <w:t xml:space="preserve">Вставьте в него свои метрики процессов и агентов (см. «Что понадобится»).</w:t>
-      </w:r>
-      <w:r>
-        <w:t xml:space="preserve"> </w:t>
-      </w:r>
-      <w:r>
-        <w:t xml:space="preserve">Модель разложит их по ролям: у каждой роли — все её метрики. У каждой метрики значение, цель и вид:</w:t>
-      </w:r>
-    </w:p>
-    <w:p>
-      <w:pPr>
-        <w:pStyle w:val="Compact"/>
-        <w:numPr>
-          <w:ilvl w:val="0"/>
-          <w:numId w:val="1004"/>
+        <w:t xml:space="preserve">Вставьте в него свои метрики процессов и агентов. Модель разложит их по ролям: у каждой роли — все её метрики. У каждой метрики значение, цель и вид:</w:t>
+      </w:r>
+    </w:p>
+    <w:p>
+      <w:pPr>
+        <w:pStyle w:val="Compact"/>
+        <w:numPr>
+          <w:ilvl w:val="0"/>
+          <w:numId w:val="1003"/>
         </w:numPr>
       </w:pPr>
       <w:r>
@@ -947,7 +838,7 @@
         <w:pStyle w:val="Compact"/>
         <w:numPr>
           <w:ilvl w:val="0"/>
-          <w:numId w:val="1004"/>
+          <w:numId w:val="1003"/>
         </w:numPr>
       </w:pPr>
       <w:r>
@@ -972,13 +863,13 @@
       </w:r>
     </w:p>
     <w:bookmarkEnd w:id="13"/>
-    <w:bookmarkStart w:id="14" w:name="шаг-4-сборка-конфига-10-мин"/>
+    <w:bookmarkStart w:id="14" w:name="шаг-4-сборка-конфига"/>
     <w:p>
       <w:pPr>
         <w:pStyle w:val="Heading3"/>
       </w:pPr>
       <w:r>
-        <w:t xml:space="preserve">Шаг 4. Сборка конфига (10 мин)</w:t>
+        <w:t xml:space="preserve">Шаг 4. Сборка конфига</w:t>
       </w:r>
     </w:p>
     <w:p>
@@ -1008,23 +899,140 @@
         <w:t xml:space="preserve">CONFIG</w:t>
       </w:r>
       <w:r>
-        <w:t xml:space="preserve">. Туда входят примеры уведомлений,</w:t>
-      </w:r>
-      <w:r>
-        <w:t xml:space="preserve"> </w:t>
-      </w:r>
-      <w:r>
-        <w:t xml:space="preserve">рекомендаций, ответов чата и материалы под ваши роли.</w:t>
+        <w:t xml:space="preserve">. Туда входят агенты с уроками, метрики, примеры уведомлений, рекомендаций, ответов чата и материалы под ваши роли.</w:t>
       </w:r>
     </w:p>
     <w:bookmarkEnd w:id="14"/>
-    <w:bookmarkStart w:id="15" w:name="шаг-5-вставить-и-проверить-10-мин"/>
+    <w:bookmarkStart w:id="15" w:name="шаг-5-вставить-и-проверить"/>
     <w:p>
       <w:pPr>
         <w:pStyle w:val="Heading3"/>
       </w:pPr>
       <w:r>
-        <w:t xml:space="preserve">Шаг 5. Вставить и проверить (10 мин)</w:t>
+        <w:t xml:space="preserve">Шаг 5. Вставить и проверить</w:t>
+      </w:r>
+    </w:p>
+    <w:p>
+      <w:pPr>
+        <w:pStyle w:val="Compact"/>
+        <w:numPr>
+          <w:ilvl w:val="0"/>
+          <w:numId w:val="1004"/>
+        </w:numPr>
+      </w:pPr>
+      <w:r>
+        <w:t xml:space="preserve">Скопируйте</w:t>
+      </w:r>
+      <w:r>
+        <w:t xml:space="preserve"> </w:t>
+      </w:r>
+      <w:r>
+        <w:rPr>
+          <w:rStyle w:val="VerbatimChar"/>
+        </w:rPr>
+        <w:t xml:space="preserve">corporate_ai_portal.html</w:t>
+      </w:r>
+      <w:r>
+        <w:t xml:space="preserve"> </w:t>
+      </w:r>
+      <w:r>
+        <w:t xml:space="preserve">и назовите копию, например</w:t>
+      </w:r>
+      <w:r>
+        <w:t xml:space="preserve"> </w:t>
+      </w:r>
+      <w:r>
+        <w:rPr>
+          <w:rStyle w:val="VerbatimChar"/>
+        </w:rPr>
+        <w:t xml:space="preserve">portal-моя-компания.html</w:t>
+      </w:r>
+      <w:r>
+        <w:t xml:space="preserve">.</w:t>
+      </w:r>
+    </w:p>
+    <w:p>
+      <w:pPr>
+        <w:pStyle w:val="Compact"/>
+        <w:numPr>
+          <w:ilvl w:val="0"/>
+          <w:numId w:val="1004"/>
+        </w:numPr>
+      </w:pPr>
+      <w:r>
+        <w:t xml:space="preserve">Замените блок</w:t>
+      </w:r>
+      <w:r>
+        <w:t xml:space="preserve"> </w:t>
+      </w:r>
+      <w:r>
+        <w:rPr>
+          <w:rStyle w:val="VerbatimChar"/>
+        </w:rPr>
+        <w:t xml:space="preserve">CONFIG</w:t>
+      </w:r>
+      <w:r>
+        <w:t xml:space="preserve"> </w:t>
+      </w:r>
+      <w:r>
+        <w:t xml:space="preserve">целиком на результат промта 4.</w:t>
+      </w:r>
+    </w:p>
+    <w:p>
+      <w:pPr>
+        <w:pStyle w:val="Compact"/>
+        <w:numPr>
+          <w:ilvl w:val="0"/>
+          <w:numId w:val="1004"/>
+        </w:numPr>
+      </w:pPr>
+      <w:r>
+        <w:t xml:space="preserve">При желании поменяйте название портала в</w:t>
+      </w:r>
+      <w:r>
+        <w:t xml:space="preserve"> </w:t>
+      </w:r>
+      <w:r>
+        <w:rPr>
+          <w:rStyle w:val="VerbatimChar"/>
+        </w:rPr>
+        <w:t xml:space="preserve">PORTAL_NAME</w:t>
+      </w:r>
+      <w:r>
+        <w:t xml:space="preserve"> </w:t>
+      </w:r>
+      <w:r>
+        <w:t xml:space="preserve">в начале скрипта.</w:t>
+      </w:r>
+    </w:p>
+    <w:p>
+      <w:pPr>
+        <w:pStyle w:val="Compact"/>
+        <w:numPr>
+          <w:ilvl w:val="0"/>
+          <w:numId w:val="1004"/>
+        </w:numPr>
+      </w:pPr>
+      <w:r>
+        <w:t xml:space="preserve">Откройте файл в браузере и пройдите чек-лист ниже.</w:t>
+      </w:r>
+    </w:p>
+    <w:bookmarkEnd w:id="15"/>
+    <w:bookmarkStart w:id="16" w:name="шаг-6-свой-дизайн-по-желанию"/>
+    <w:p>
+      <w:pPr>
+        <w:pStyle w:val="Heading3"/>
+      </w:pPr>
+      <w:r>
+        <w:t xml:space="preserve">Шаг 6. Свой дизайн (по желанию)</w:t>
+      </w:r>
+    </w:p>
+    <w:p>
+      <w:pPr>
+        <w:pStyle w:val="FirstParagraph"/>
+      </w:pPr>
+      <w:r>
+        <w:t xml:space="preserve">Портал можно перерисовать под себя: цвета и шрифт компании, логотип, форма карточек, кнопок и дашборда. Логика не меняется, поэтому журнал, чат, решения и конфиг продолжают работать.</w:t>
       </w:r>
     </w:p>
     <w:p>
@@ -1036,34 +1044,7 @@
         </w:numPr>
       </w:pPr>
       <w:r>
-        <w:t xml:space="preserve">Скопируйте</w:t>
-      </w:r>
-      <w:r>
-        <w:t xml:space="preserve"> </w:t>
-      </w:r>
-      <w:r>
-        <w:rPr>
-          <w:rStyle w:val="VerbatimChar"/>
-        </w:rPr>
-        <w:t xml:space="preserve">corporate_ai_portal.html</w:t>
-      </w:r>
-      <w:r>
-        <w:t xml:space="preserve"> </w:t>
-      </w:r>
-      <w:r>
-        <w:t xml:space="preserve">и назовите копию, например</w:t>
-      </w:r>
-      <w:r>
-        <w:t xml:space="preserve"> </w:t>
-      </w:r>
-      <w:r>
-        <w:rPr>
-          <w:rStyle w:val="VerbatimChar"/>
-        </w:rPr>
-        <w:t xml:space="preserve">portal-моя-компания.html</w:t>
-      </w:r>
-      <w:r>
-        <w:t xml:space="preserve">.</w:t>
+        <w:t xml:space="preserve">Подготовьте брендбук: основной и дополнительный цвета (HEX), шрифт, ссылку на логотип. Если брендбука нет, опишите стиль словами, например «строгий тёмный, как у банка» или «светлый и дружелюбный».</w:t>
       </w:r>
     </w:p>
     <w:p>
@@ -1075,83 +1056,7 @@
         </w:numPr>
       </w:pPr>
       <w:r>
-        <w:t xml:space="preserve">Замените блок</w:t>
-      </w:r>
-      <w:r>
-        <w:t xml:space="preserve"> </w:t>
-      </w:r>
-      <w:r>
-        <w:rPr>
-          <w:rStyle w:val="VerbatimChar"/>
-        </w:rPr>
-        <w:t xml:space="preserve">CONFIG</w:t>
-      </w:r>
-      <w:r>
-        <w:t xml:space="preserve"> </w:t>
-      </w:r>
-      <w:r>
-        <w:t xml:space="preserve">целиком на результат промта 4.</w:t>
-      </w:r>
-    </w:p>
-    <w:p>
-      <w:pPr>
-        <w:pStyle w:val="Compact"/>
-        <w:numPr>
-          <w:ilvl w:val="0"/>
-          <w:numId w:val="1005"/>
-        </w:numPr>
-      </w:pPr>
-      <w:r>
-        <w:t xml:space="preserve">При желании поменяйте название портала в</w:t>
-      </w:r>
-      <w:r>
-        <w:t xml:space="preserve"> </w:t>
-      </w:r>
-      <w:r>
-        <w:rPr>
-          <w:rStyle w:val="VerbatimChar"/>
-        </w:rPr>
-        <w:t xml:space="preserve">PORTAL_NAME</w:t>
-      </w:r>
-      <w:r>
-        <w:t xml:space="preserve"> </w:t>
-      </w:r>
-      <w:r>
-        <w:t xml:space="preserve">в начале скрипта.</w:t>
-      </w:r>
-    </w:p>
-    <w:p>
-      <w:pPr>
-        <w:pStyle w:val="Compact"/>
-        <w:numPr>
-          <w:ilvl w:val="0"/>
-          <w:numId w:val="1005"/>
-        </w:numPr>
-      </w:pPr>
-      <w:r>
-        <w:t xml:space="preserve">Откройте файл в браузере и пройдите чек-лист ниже.</w:t>
-      </w:r>
-    </w:p>
-    <w:bookmarkEnd w:id="15"/>
-    <w:bookmarkStart w:id="16" w:name="X5622aeaa8f6c7dae59c4d63f7b950bb9f09ca26"/>
-    <w:p>
-      <w:pPr>
-        <w:pStyle w:val="Heading3"/>
-      </w:pPr>
-      <w:r>
-        <w:t xml:space="preserve">Шаг 6. Живой чат с OpenAI (по желанию, 10 мин)</w:t>
-      </w:r>
-    </w:p>
-    <w:p>
-      <w:pPr>
-        <w:pStyle w:val="Compact"/>
-        <w:numPr>
-          <w:ilvl w:val="0"/>
-          <w:numId w:val="1006"/>
-        </w:numPr>
-      </w:pPr>
-      <w:r>
-        <w:t xml:space="preserve">В n8n:</w:t>
+        <w:t xml:space="preserve">Откройте</w:t>
       </w:r>
       <w:r>
         <w:t xml:space="preserve"> </w:t>
@@ -1161,13 +1066,34 @@
           <w:b/>
           <w:bCs/>
         </w:rPr>
-        <w:t xml:space="preserve">Workflows → Import from File</w:t>
-      </w:r>
-      <w:r>
-        <w:t xml:space="preserve"> </w:t>
-      </w:r>
-      <w:r>
-        <w:t xml:space="preserve">→</w:t>
+        <w:t xml:space="preserve">промт 6</w:t>
+      </w:r>
+      <w:r>
+        <w:t xml:space="preserve">. Вставьте брендбук и весь HTML-файл целиком.</w:t>
+      </w:r>
+    </w:p>
+    <w:p>
+      <w:pPr>
+        <w:pStyle w:val="Compact"/>
+        <w:numPr>
+          <w:ilvl w:val="0"/>
+          <w:numId w:val="1005"/>
+        </w:numPr>
+      </w:pPr>
+      <w:r>
+        <w:t xml:space="preserve">Удобнее всего работать в Claude или ChatGPT: результат сразу видно.</w:t>
+      </w:r>
+    </w:p>
+    <w:p>
+      <w:pPr>
+        <w:pStyle w:val="Compact"/>
+        <w:numPr>
+          <w:ilvl w:val="0"/>
+          <w:numId w:val="1005"/>
+        </w:numPr>
+      </w:pPr>
+      <w:r>
+        <w:t xml:space="preserve">Сохраните результат как новый файл, например</w:t>
       </w:r>
       <w:r>
         <w:t xml:space="preserve"> </w:t>
@@ -1176,38 +1102,95 @@
         <w:rPr>
           <w:rStyle w:val="VerbatimChar"/>
         </w:rPr>
-        <w:t xml:space="preserve">n8n-chat-openai.json</w:t>
-      </w:r>
-      <w:r>
-        <w:t xml:space="preserve">.</w:t>
-      </w:r>
-    </w:p>
-    <w:p>
-      <w:pPr>
-        <w:pStyle w:val="Compact"/>
-        <w:numPr>
-          <w:ilvl w:val="0"/>
-          <w:numId w:val="1006"/>
-        </w:numPr>
-      </w:pPr>
-      <w:r>
-        <w:t xml:space="preserve">В узле</w:t>
-      </w:r>
-      <w:r>
-        <w:t xml:space="preserve"> </w:t>
-      </w:r>
+        <w:t xml:space="preserve">portal-моя-компания-v2.html</w:t>
+      </w:r>
+      <w:r>
+        <w:t xml:space="preserve">. Прежний файл не удаляйте.</w:t>
+      </w:r>
+    </w:p>
+    <w:p>
+      <w:pPr>
+        <w:pStyle w:val="Compact"/>
+        <w:numPr>
+          <w:ilvl w:val="0"/>
+          <w:numId w:val="1005"/>
+        </w:numPr>
+      </w:pPr>
+      <w:r>
+        <w:t xml:space="preserve">Если что-то перестало работать, верните прежний файл и повторите промт с припиской: «в прошлый раз сломалось …, не трогай это».</w:t>
+      </w:r>
+    </w:p>
+    <w:p>
+      <w:pPr>
+        <w:pStyle w:val="FirstParagraph"/>
+      </w:pPr>
       <w:r>
         <w:rPr>
           <w:b/>
           <w:bCs/>
         </w:rPr>
-        <w:t xml:space="preserve">OpenAI</w:t>
-      </w:r>
-      <w:r>
-        <w:t xml:space="preserve"> </w:t>
-      </w:r>
-      <w:r>
-        <w:t xml:space="preserve">выберите учётные данные OpenAI (Credentials → OpenAI API → ваш ключ).</w:t>
+        <w:t xml:space="preserve">Нельзя менять:</w:t>
+      </w:r>
+      <w:r>
+        <w:t xml:space="preserve"> </w:t>
+      </w:r>
+      <w:r>
+        <w:t xml:space="preserve">блок CONFIG, порядок блоков, тексты кнопок. Промт уже это запрещает, но после него стоит проверить.</w:t>
+      </w:r>
+    </w:p>
+    <w:bookmarkEnd w:id="16"/>
+    <w:bookmarkStart w:id="17" w:name="X491f0f7a1b16efcce94a6b1429d612117c8cddf"/>
+    <w:p>
+      <w:pPr>
+        <w:pStyle w:val="Heading3"/>
+      </w:pPr>
+      <w:r>
+        <w:t xml:space="preserve">Шаг 7. Журнал в Google Таблицу и дашборд (по желанию)</w:t>
+      </w:r>
+    </w:p>
+    <w:p>
+      <w:pPr>
+        <w:pStyle w:val="FirstParagraph"/>
+      </w:pPr>
+      <w:r>
+        <w:t xml:space="preserve">Впишите</w:t>
+      </w:r>
+      <w:r>
+        <w:t xml:space="preserve"> </w:t>
+      </w:r>
+      <w:r>
+        <w:rPr>
+          <w:rStyle w:val="VerbatimChar"/>
+        </w:rPr>
+        <w:t xml:space="preserve">N8N_WEBHOOK</w:t>
+      </w:r>
+      <w:r>
+        <w:t xml:space="preserve"> </w:t>
+      </w:r>
+      <w:r>
+        <w:t xml:space="preserve">и</w:t>
+      </w:r>
+      <w:r>
+        <w:t xml:space="preserve"> </w:t>
+      </w:r>
+      <w:r>
+        <w:rPr>
+          <w:rStyle w:val="VerbatimChar"/>
+        </w:rPr>
+        <w:t xml:space="preserve">DASHBOARD_URL</w:t>
+      </w:r>
+      <w:r>
+        <w:t xml:space="preserve">, как описано в инструкции по подключению.</w:t>
+      </w:r>
+    </w:p>
+    <w:bookmarkEnd w:id="17"/>
+    <w:bookmarkStart w:id="18" w:name="шаг-8-живой-чат-с-openai-по-желанию"/>
+    <w:p>
+      <w:pPr>
+        <w:pStyle w:val="Heading3"/>
+      </w:pPr>
+      <w:r>
+        <w:t xml:space="preserve">Шаг 8. Живой чат с OpenAI (по желанию)</w:t>
       </w:r>
     </w:p>
     <w:p>
@@ -1219,7 +1202,7 @@
         </w:numPr>
       </w:pPr>
       <w:r>
-        <w:t xml:space="preserve">В узле</w:t>
+        <w:t xml:space="preserve">В n8n:</w:t>
       </w:r>
       <w:r>
         <w:t xml:space="preserve"> </w:t>
@@ -1229,13 +1212,13 @@
           <w:b/>
           <w:bCs/>
         </w:rPr>
-        <w:t xml:space="preserve">Промт агента</w:t>
-      </w:r>
-      <w:r>
-        <w:t xml:space="preserve"> </w:t>
-      </w:r>
-      <w:r>
-        <w:t xml:space="preserve">замените</w:t>
+        <w:t xml:space="preserve">Workflows → Import from File</w:t>
+      </w:r>
+      <w:r>
+        <w:t xml:space="preserve"> </w:t>
+      </w:r>
+      <w:r>
+        <w:t xml:space="preserve">→</w:t>
       </w:r>
       <w:r>
         <w:t xml:space="preserve"> </w:t>
@@ -1244,19 +1227,22 @@
         <w:rPr>
           <w:rStyle w:val="VerbatimChar"/>
         </w:rPr>
-        <w:t xml:space="preserve">⟦ВСТАВЬТЕ: база знаний…⟧</w:t>
-      </w:r>
-      <w:r>
-        <w:t xml:space="preserve"> </w:t>
-      </w:r>
-      <w:r>
-        <w:t xml:space="preserve">на свою базу знаний</w:t>
-      </w:r>
-      <w:r>
-        <w:t xml:space="preserve"> </w:t>
-      </w:r>
-      <w:r>
-        <w:t xml:space="preserve">(результат</w:t>
+        <w:t xml:space="preserve">n8n-chat-openai.json</w:t>
+      </w:r>
+      <w:r>
+        <w:t xml:space="preserve">.</w:t>
+      </w:r>
+    </w:p>
+    <w:p>
+      <w:pPr>
+        <w:pStyle w:val="Compact"/>
+        <w:numPr>
+          <w:ilvl w:val="0"/>
+          <w:numId w:val="1006"/>
+        </w:numPr>
+      </w:pPr>
+      <w:r>
+        <w:t xml:space="preserve">В узле</w:t>
       </w:r>
       <w:r>
         <w:t xml:space="preserve"> </w:t>
@@ -1266,25 +1252,13 @@
           <w:b/>
           <w:bCs/>
         </w:rPr>
-        <w:t xml:space="preserve">промта 5</w:t>
-      </w:r>
-      <w:r>
-        <w:t xml:space="preserve"> </w:t>
-      </w:r>
-      <w:r>
-        <w:t xml:space="preserve">из</w:t>
-      </w:r>
-      <w:r>
-        <w:t xml:space="preserve"> </w:t>
-      </w:r>
-      <w:r>
-        <w:rPr>
-          <w:rStyle w:val="VerbatimChar"/>
-        </w:rPr>
-        <w:t xml:space="preserve">02-promty.md</w:t>
-      </w:r>
-      <w:r>
-        <w:t xml:space="preserve">).</w:t>
+        <w:t xml:space="preserve">OpenAI</w:t>
+      </w:r>
+      <w:r>
+        <w:t xml:space="preserve"> </w:t>
+      </w:r>
+      <w:r>
+        <w:t xml:space="preserve">выберите учётные данные OpenAI (Credentials → OpenAI API → ваш ключ).</w:t>
       </w:r>
     </w:p>
     <w:p>
@@ -1296,65 +1270,60 @@
         </w:numPr>
       </w:pPr>
       <w:r>
-        <w:t xml:space="preserve">Включите воркфлоу (</w:t>
+        <w:t xml:space="preserve">В узле</w:t>
+      </w:r>
+      <w:r>
+        <w:t xml:space="preserve"> </w:t>
       </w:r>
       <w:r>
         <w:rPr>
           <w:b/>
           <w:bCs/>
         </w:rPr>
-        <w:t xml:space="preserve">Active</w:t>
-      </w:r>
-      <w:r>
-        <w:t xml:space="preserve">), скопируйте</w:t>
-      </w:r>
-      <w:r>
-        <w:t xml:space="preserve"> </w:t>
+        <w:t xml:space="preserve">Промт агента</w:t>
+      </w:r>
+      <w:r>
+        <w:t xml:space="preserve"> </w:t>
+      </w:r>
+      <w:r>
+        <w:t xml:space="preserve">замените</w:t>
+      </w:r>
+      <w:r>
+        <w:t xml:space="preserve"> </w:t>
+      </w:r>
+      <w:r>
+        <w:rPr>
+          <w:rStyle w:val="VerbatimChar"/>
+        </w:rPr>
+        <w:t xml:space="preserve">⟦ВСТАВЬТЕ: база знаний…⟧</w:t>
+      </w:r>
+      <w:r>
+        <w:t xml:space="preserve"> </w:t>
+      </w:r>
+      <w:r>
+        <w:t xml:space="preserve">на свою базу знаний (результат промта 5).</w:t>
+      </w:r>
+    </w:p>
+    <w:p>
+      <w:pPr>
+        <w:pStyle w:val="Compact"/>
+        <w:numPr>
+          <w:ilvl w:val="0"/>
+          <w:numId w:val="1006"/>
+        </w:numPr>
+      </w:pPr>
+      <w:r>
+        <w:t xml:space="preserve">Включите воркфлоу (</w:t>
       </w:r>
       <w:r>
         <w:rPr>
           <w:b/>
           <w:bCs/>
         </w:rPr>
-        <w:t xml:space="preserve">Production URL</w:t>
-      </w:r>
-      <w:r>
-        <w:t xml:space="preserve"> </w:t>
-      </w:r>
-      <w:r>
-        <w:t xml:space="preserve">вебхука и вставьте его в</w:t>
-      </w:r>
-      <w:r>
-        <w:t xml:space="preserve"> </w:t>
-      </w:r>
-      <w:r>
-        <w:rPr>
-          <w:rStyle w:val="VerbatimChar"/>
-        </w:rPr>
-        <w:t xml:space="preserve">CHAT_WEBHOOK</w:t>
-      </w:r>
-      <w:r>
-        <w:t xml:space="preserve">.</w:t>
-      </w:r>
-    </w:p>
-    <w:p>
-      <w:pPr>
-        <w:pStyle w:val="Compact"/>
-        <w:numPr>
-          <w:ilvl w:val="0"/>
-          <w:numId w:val="1006"/>
-        </w:numPr>
-      </w:pPr>
-      <w:r>
-        <w:t xml:space="preserve">Откройте портал, выберите роль с чатом и задайте вопрос.</w:t>
-      </w:r>
-    </w:p>
-    <w:p>
-      <w:pPr>
-        <w:pStyle w:val="FirstParagraph"/>
-      </w:pPr>
-      <w:r>
-        <w:t xml:space="preserve">Ключ OpenAI хранится только в n8n.</w:t>
+        <w:t xml:space="preserve">Active</w:t>
+      </w:r>
+      <w:r>
+        <w:t xml:space="preserve">), скопируйте</w:t>
       </w:r>
       <w:r>
         <w:t xml:space="preserve"> </w:t>
@@ -1364,19 +1333,13 @@
           <w:b/>
           <w:bCs/>
         </w:rPr>
-        <w:t xml:space="preserve">Никогда не вписывайте ключ в HTML</w:t>
-      </w:r>
-      <w:r>
-        <w:t xml:space="preserve"> </w:t>
-      </w:r>
-      <w:r>
-        <w:t xml:space="preserve">— его увидит каждый, кто откроет файл.</w:t>
-      </w:r>
-      <w:r>
-        <w:t xml:space="preserve"> </w:t>
-      </w:r>
-      <w:r>
-        <w:t xml:space="preserve">Подробно — в разделе 4 файла</w:t>
+        <w:t xml:space="preserve">Production URL</w:t>
+      </w:r>
+      <w:r>
+        <w:t xml:space="preserve"> </w:t>
+      </w:r>
+      <w:r>
+        <w:t xml:space="preserve">вебхука и вставьте его в</w:t>
       </w:r>
       <w:r>
         <w:t xml:space="preserve"> </w:t>
@@ -1385,20 +1348,22 @@
         <w:rPr>
           <w:rStyle w:val="VerbatimChar"/>
         </w:rPr>
-        <w:t xml:space="preserve">03-podklyuchenie.md</w:t>
+        <w:t xml:space="preserve">CHAT_WEBHOOK</w:t>
       </w:r>
       <w:r>
         <w:t xml:space="preserve">.</w:t>
       </w:r>
     </w:p>
-    <w:bookmarkEnd w:id="16"/>
-    <w:bookmarkStart w:id="17" w:name="X7f6a9e3320c751968076437c76171848e359a33"/>
-    <w:p>
-      <w:pPr>
-        <w:pStyle w:val="Heading3"/>
-      </w:pPr>
-      <w:r>
-        <w:t xml:space="preserve">Шаг 7. Журнал в Google Таблицу и дашборд (по желанию, 10+ мин)</w:t>
+    <w:p>
+      <w:pPr>
+        <w:pStyle w:val="Compact"/>
+        <w:numPr>
+          <w:ilvl w:val="0"/>
+          <w:numId w:val="1006"/>
+        </w:numPr>
+      </w:pPr>
+      <w:r>
+        <w:t xml:space="preserve">Откройте портал, выберите роль с чатом и задайте вопрос.</w:t>
       </w:r>
     </w:p>
     <w:p>
@@ -1406,303 +1371,82 @@
         <w:pStyle w:val="FirstParagraph"/>
       </w:pPr>
       <w:r>
-        <w:t xml:space="preserve">Впишите</w:t>
-      </w:r>
-      <w:r>
-        <w:t xml:space="preserve"> </w:t>
-      </w:r>
-      <w:r>
-        <w:rPr>
-          <w:rStyle w:val="VerbatimChar"/>
-        </w:rPr>
-        <w:t xml:space="preserve">N8N_WEBHOOK</w:t>
-      </w:r>
-      <w:r>
-        <w:t xml:space="preserve"> </w:t>
-      </w:r>
-      <w:r>
-        <w:t xml:space="preserve">и</w:t>
-      </w:r>
-      <w:r>
-        <w:t xml:space="preserve"> </w:t>
-      </w:r>
-      <w:r>
-        <w:rPr>
-          <w:rStyle w:val="VerbatimChar"/>
-        </w:rPr>
-        <w:t xml:space="preserve">DASHBOARD_URL</w:t>
-      </w:r>
-      <w:r>
-        <w:t xml:space="preserve">, как описано в</w:t>
-      </w:r>
-      <w:r>
-        <w:t xml:space="preserve"> </w:t>
-      </w:r>
-      <w:r>
-        <w:rPr>
-          <w:rStyle w:val="VerbatimChar"/>
-        </w:rPr>
-        <w:t xml:space="preserve">03-podklyuchenie.md</w:t>
-      </w:r>
-      <w:r>
-        <w:t xml:space="preserve">.</w:t>
-      </w:r>
-    </w:p>
-    <w:p>
-      <w:r>
-        <w:pict>
-          <v:rect style="width:0;height:1.5pt" o:hralign="center" o:hrstd="t" o:hr="t"/>
-        </w:pict>
-      </w:r>
-    </w:p>
-    <w:bookmarkEnd w:id="17"/>
-    <w:bookmarkEnd w:id="18"/>
-    <w:bookmarkStart w:id="19" w:name="чек-лист-перед-сдачей"/>
-    <w:p>
-      <w:pPr>
-        <w:pStyle w:val="Heading2"/>
-      </w:pPr>
-      <w:r>
-        <w:t xml:space="preserve">Чек-лист перед сдачей</w:t>
-      </w:r>
-    </w:p>
-    <w:p>
-      <w:pPr>
-        <w:pStyle w:val="Compact"/>
-        <w:numPr>
-          <w:ilvl w:val="0"/>
-          <w:numId w:val="1007"/>
-        </w:numPr>
-      </w:pPr>
-      <w:r>
-        <w:t xml:space="preserve">В реестре переключаются все роли, у каждой роли есть хотя бы один агент.</w:t>
-      </w:r>
-    </w:p>
-    <w:p>
-      <w:pPr>
-        <w:pStyle w:val="Compact"/>
-        <w:numPr>
-          <w:ilvl w:val="0"/>
-          <w:numId w:val="1008"/>
-        </w:numPr>
-      </w:pPr>
-      <w:r>
-        <w:t xml:space="preserve">У каждого агента открывается «Инструкция и обучение»: есть шаги и урок.</w:t>
-      </w:r>
-    </w:p>
-    <w:p>
-      <w:pPr>
-        <w:pStyle w:val="Compact"/>
-        <w:numPr>
-          <w:ilvl w:val="0"/>
-          <w:numId w:val="1009"/>
-        </w:numPr>
-      </w:pPr>
-      <w:r>
-        <w:t xml:space="preserve">На дашборде каждой роли есть метрики, хотя бы одно кольцо и график за неделю.</w:t>
-      </w:r>
-    </w:p>
-    <w:p>
-      <w:pPr>
-        <w:pStyle w:val="Compact"/>
-        <w:numPr>
-          <w:ilvl w:val="0"/>
-          <w:numId w:val="1010"/>
-        </w:numPr>
-      </w:pPr>
-      <w:r>
-        <w:t xml:space="preserve">У роли</w:t>
-      </w:r>
-      <w:r>
-        <w:t xml:space="preserve"> </w:t>
-      </w:r>
-      <w:r>
-        <w:rPr>
-          <w:rStyle w:val="VerbatimChar"/>
-        </w:rPr>
-        <w:t xml:space="preserve">decide</w:t>
-      </w:r>
-      <w:r>
-        <w:t xml:space="preserve"> </w:t>
-      </w:r>
-      <w:r>
-        <w:t xml:space="preserve">уведомление исчезает после решения, а решение появляется в журнале.</w:t>
-      </w:r>
-    </w:p>
-    <w:p>
-      <w:pPr>
-        <w:pStyle w:val="Compact"/>
-        <w:numPr>
-          <w:ilvl w:val="0"/>
-          <w:numId w:val="1011"/>
-        </w:numPr>
-      </w:pPr>
-      <w:r>
-        <w:t xml:space="preserve">В журнале роль</w:t>
-      </w:r>
-      <w:r>
-        <w:t xml:space="preserve"> </w:t>
-      </w:r>
-      <w:r>
-        <w:rPr>
-          <w:rStyle w:val="VerbatimChar"/>
-        </w:rPr>
-        <w:t xml:space="preserve">decide</w:t>
-      </w:r>
-      <w:r>
-        <w:t xml:space="preserve"> </w:t>
-      </w:r>
-      <w:r>
-        <w:t xml:space="preserve">может изменить решение.</w:t>
-      </w:r>
-    </w:p>
-    <w:p>
-      <w:pPr>
-        <w:pStyle w:val="Compact"/>
-        <w:numPr>
-          <w:ilvl w:val="0"/>
-          <w:numId w:val="1012"/>
-        </w:numPr>
-      </w:pPr>
-      <w:r>
-        <w:t xml:space="preserve">У роли</w:t>
-      </w:r>
-      <w:r>
-        <w:t xml:space="preserve"> </w:t>
-      </w:r>
-      <w:r>
-        <w:rPr>
-          <w:rStyle w:val="VerbatimChar"/>
-        </w:rPr>
-        <w:t xml:space="preserve">recommend</w:t>
-      </w:r>
-      <w:r>
-        <w:t xml:space="preserve"> </w:t>
-      </w:r>
-      <w:r>
-        <w:t xml:space="preserve">работают 👍 и 👎, у роли</w:t>
-      </w:r>
-      <w:r>
-        <w:t xml:space="preserve"> </w:t>
-      </w:r>
-      <w:r>
-        <w:rPr>
-          <w:rStyle w:val="VerbatimChar"/>
-        </w:rPr>
-        <w:t xml:space="preserve">chat</w:t>
-      </w:r>
-      <w:r>
-        <w:t xml:space="preserve"> </w:t>
-      </w:r>
-      <w:r>
-        <w:t xml:space="preserve">чат отвечает и принимает оценки.</w:t>
-      </w:r>
-    </w:p>
-    <w:p>
-      <w:pPr>
-        <w:pStyle w:val="Compact"/>
-        <w:numPr>
-          <w:ilvl w:val="0"/>
-          <w:numId w:val="1013"/>
-        </w:numPr>
-      </w:pPr>
-      <w:r>
-        <w:t xml:space="preserve">«Добавить материал» работает, а материал с ролью «для всех» виден всем ролям.</w:t>
-      </w:r>
-    </w:p>
-    <w:p>
-      <w:pPr>
-        <w:pStyle w:val="Compact"/>
-        <w:numPr>
-          <w:ilvl w:val="0"/>
-          <w:numId w:val="1014"/>
-        </w:numPr>
-      </w:pPr>
-      <w:r>
-        <w:t xml:space="preserve">Все блоки главной сворачиваются и разворачиваются, чат при этом не очищается.</w:t>
-      </w:r>
-    </w:p>
-    <w:p>
-      <w:pPr>
-        <w:pStyle w:val="Compact"/>
-        <w:numPr>
-          <w:ilvl w:val="0"/>
-          <w:numId w:val="1015"/>
-        </w:numPr>
-      </w:pPr>
-      <w:r>
-        <w:t xml:space="preserve">Если подключён</w:t>
-      </w:r>
-      <w:r>
-        <w:t xml:space="preserve"> </w:t>
-      </w:r>
-      <w:r>
-        <w:rPr>
-          <w:rStyle w:val="VerbatimChar"/>
-        </w:rPr>
-        <w:t xml:space="preserve">CHAT_WEBHOOK</w:t>
-      </w:r>
-      <w:r>
-        <w:t xml:space="preserve"> </w:t>
-      </w:r>
-      <w:r>
-        <w:t xml:space="preserve">— чат отвечает живой моделью, а на вопрос вне базы пишет «передаю эксперту».</w:t>
-      </w:r>
-    </w:p>
-    <w:p>
-      <w:pPr>
-        <w:pStyle w:val="Compact"/>
-        <w:numPr>
-          <w:ilvl w:val="0"/>
-          <w:numId w:val="1016"/>
-        </w:numPr>
-      </w:pPr>
-      <w:r>
-        <w:t xml:space="preserve">«Сбросить демо» в журнале возвращает портал в исходное состояние.</w:t>
-      </w:r>
-    </w:p>
-    <w:p>
-      <w:pPr>
-        <w:pStyle w:val="Compact"/>
-        <w:numPr>
-          <w:ilvl w:val="0"/>
-          <w:numId w:val="1017"/>
-        </w:numPr>
-      </w:pPr>
-      <w:r>
-        <w:t xml:space="preserve">В консоли браузера нет ошибок (F12 → Console).</w:t>
-      </w:r>
-    </w:p>
-    <w:bookmarkEnd w:id="19"/>
-    <w:bookmarkStart w:id="20" w:name="частые-ошибки"/>
-    <w:p>
-      <w:pPr>
-        <w:pStyle w:val="Heading2"/>
-      </w:pPr>
-      <w:r>
-        <w:t xml:space="preserve">Частые ошибки</w:t>
-      </w:r>
-    </w:p>
-    <w:p>
-      <w:pPr>
-        <w:pStyle w:val="Compact"/>
-        <w:numPr>
-          <w:ilvl w:val="0"/>
-          <w:numId w:val="1018"/>
-        </w:numPr>
-      </w:pPr>
+        <w:t xml:space="preserve">Ключ OpenAI хранится только в n8n.</w:t>
+      </w:r>
+      <w:r>
+        <w:t xml:space="preserve"> </w:t>
+      </w:r>
       <w:r>
         <w:rPr>
           <w:b/>
           <w:bCs/>
         </w:rPr>
-        <w:t xml:space="preserve">Портал не открылся (пустой экран).</w:t>
-      </w:r>
-      <w:r>
-        <w:t xml:space="preserve"> </w:t>
-      </w:r>
-      <w:r>
-        <w:t xml:space="preserve">В</w:t>
+        <w:t xml:space="preserve">Никогда не вписывайте ключ OpenAI в HTML</w:t>
+      </w:r>
+      <w:r>
+        <w:t xml:space="preserve"> </w:t>
+      </w:r>
+      <w:r>
+        <w:t xml:space="preserve">— его увидит каждый, кто откроет файл.</w:t>
+      </w:r>
+    </w:p>
+    <w:bookmarkEnd w:id="18"/>
+    <w:bookmarkEnd w:id="19"/>
+    <w:bookmarkStart w:id="20" w:name="чек-лист"/>
+    <w:p>
+      <w:pPr>
+        <w:pStyle w:val="Heading2"/>
+      </w:pPr>
+      <w:r>
+        <w:t xml:space="preserve">Чек-лист</w:t>
+      </w:r>
+    </w:p>
+    <w:p>
+      <w:pPr>
+        <w:pStyle w:val="Compact"/>
+        <w:numPr>
+          <w:ilvl w:val="0"/>
+          <w:numId w:val="1007"/>
+        </w:numPr>
+      </w:pPr>
+      <w:r>
+        <w:t xml:space="preserve">В реестре переключаются все роли, у каждой роли есть хотя бы один агент.</w:t>
+      </w:r>
+    </w:p>
+    <w:p>
+      <w:pPr>
+        <w:pStyle w:val="Compact"/>
+        <w:numPr>
+          <w:ilvl w:val="0"/>
+          <w:numId w:val="1008"/>
+        </w:numPr>
+      </w:pPr>
+      <w:r>
+        <w:t xml:space="preserve">У каждого агента открывается «Инструкция и обучение»: есть шаги и урок.</w:t>
+      </w:r>
+    </w:p>
+    <w:p>
+      <w:pPr>
+        <w:pStyle w:val="Compact"/>
+        <w:numPr>
+          <w:ilvl w:val="0"/>
+          <w:numId w:val="1009"/>
+        </w:numPr>
+      </w:pPr>
+      <w:r>
+        <w:t xml:space="preserve">На дашборде каждой роли есть метрики, хотя бы одно кольцо и график за неделю.</w:t>
+      </w:r>
+    </w:p>
+    <w:p>
+      <w:pPr>
+        <w:pStyle w:val="Compact"/>
+        <w:numPr>
+          <w:ilvl w:val="0"/>
+          <w:numId w:val="1010"/>
+        </w:numPr>
+      </w:pPr>
+      <w:r>
+        <w:t xml:space="preserve">У роли</w:t>
       </w:r>
       <w:r>
         <w:t xml:space="preserve"> </w:t>
@@ -1711,41 +1455,25 @@
         <w:rPr>
           <w:rStyle w:val="VerbatimChar"/>
         </w:rPr>
-        <w:t xml:space="preserve">CONFIG</w:t>
-      </w:r>
-      <w:r>
-        <w:t xml:space="preserve"> </w:t>
-      </w:r>
-      <w:r>
-        <w:t xml:space="preserve">сломалась запятая или кавычка.</w:t>
-      </w:r>
-      <w:r>
-        <w:t xml:space="preserve"> </w:t>
-      </w:r>
-      <w:r>
-        <w:t xml:space="preserve">Откройте консоль F12, там будет номер строки. Или попросите модель проверить JSON-синтаксис блока.</w:t>
-      </w:r>
-    </w:p>
-    <w:p>
-      <w:pPr>
-        <w:pStyle w:val="Compact"/>
-        <w:numPr>
-          <w:ilvl w:val="0"/>
-          <w:numId w:val="1018"/>
-        </w:numPr>
-      </w:pPr>
-      <w:r>
-        <w:rPr>
-          <w:b/>
-          <w:bCs/>
-        </w:rPr>
-        <w:t xml:space="preserve">Роль без агентов.</w:t>
-      </w:r>
-      <w:r>
-        <w:t xml:space="preserve"> </w:t>
-      </w:r>
-      <w:r>
-        <w:t xml:space="preserve">У агента в</w:t>
+        <w:t xml:space="preserve">decide</w:t>
+      </w:r>
+      <w:r>
+        <w:t xml:space="preserve"> </w:t>
+      </w:r>
+      <w:r>
+        <w:t xml:space="preserve">уведомление исчезает после решения, а решение появляется в журнале.</w:t>
+      </w:r>
+    </w:p>
+    <w:p>
+      <w:pPr>
+        <w:pStyle w:val="Compact"/>
+        <w:numPr>
+          <w:ilvl w:val="0"/>
+          <w:numId w:val="1011"/>
+        </w:numPr>
+      </w:pPr>
+      <w:r>
+        <w:t xml:space="preserve">В журнале роль</w:t>
       </w:r>
       <w:r>
         <w:t xml:space="preserve"> </w:t>
@@ -1754,13 +1482,25 @@
         <w:rPr>
           <w:rStyle w:val="VerbatimChar"/>
         </w:rPr>
-        <w:t xml:space="preserve">roles</w:t>
-      </w:r>
-      <w:r>
-        <w:t xml:space="preserve"> </w:t>
-      </w:r>
-      <w:r>
-        <w:t xml:space="preserve">должен быть</w:t>
+        <w:t xml:space="preserve">decide</w:t>
+      </w:r>
+      <w:r>
+        <w:t xml:space="preserve"> </w:t>
+      </w:r>
+      <w:r>
+        <w:t xml:space="preserve">может изменить решение.</w:t>
+      </w:r>
+    </w:p>
+    <w:p>
+      <w:pPr>
+        <w:pStyle w:val="Compact"/>
+        <w:numPr>
+          <w:ilvl w:val="0"/>
+          <w:numId w:val="1012"/>
+        </w:numPr>
+      </w:pPr>
+      <w:r>
+        <w:t xml:space="preserve">У роли</w:t>
       </w:r>
       <w:r>
         <w:t xml:space="preserve"> </w:t>
@@ -1769,35 +1509,13 @@
         <w:rPr>
           <w:rStyle w:val="VerbatimChar"/>
         </w:rPr>
-        <w:t xml:space="preserve">id</w:t>
-      </w:r>
-      <w:r>
-        <w:t xml:space="preserve"> </w:t>
-      </w:r>
-      <w:r>
-        <w:t xml:space="preserve">этой роли.</w:t>
-      </w:r>
-    </w:p>
-    <w:p>
-      <w:pPr>
-        <w:pStyle w:val="Compact"/>
-        <w:numPr>
-          <w:ilvl w:val="0"/>
-          <w:numId w:val="1018"/>
-        </w:numPr>
-      </w:pPr>
-      <w:r>
-        <w:rPr>
-          <w:b/>
-          <w:bCs/>
-        </w:rPr>
-        <w:t xml:space="preserve">Нет графика.</w:t>
-      </w:r>
-      <w:r>
-        <w:t xml:space="preserve"> </w:t>
-      </w:r>
-      <w:r>
-        <w:t xml:space="preserve">В</w:t>
+        <w:t xml:space="preserve">recommend</w:t>
+      </w:r>
+      <w:r>
+        <w:t xml:space="preserve"> </w:t>
+      </w:r>
+      <w:r>
+        <w:t xml:space="preserve">работают 👍 и 👎, у роли</w:t>
       </w:r>
       <w:r>
         <w:t xml:space="preserve"> </w:t>
@@ -1806,35 +1524,49 @@
         <w:rPr>
           <w:rStyle w:val="VerbatimChar"/>
         </w:rPr>
-        <w:t xml:space="preserve">week</w:t>
-      </w:r>
-      <w:r>
-        <w:t xml:space="preserve"> </w:t>
-      </w:r>
-      <w:r>
-        <w:t xml:space="preserve">должен быть массив из 7 чисел на каждую роль.</w:t>
-      </w:r>
-    </w:p>
-    <w:p>
-      <w:pPr>
-        <w:pStyle w:val="Compact"/>
-        <w:numPr>
-          <w:ilvl w:val="0"/>
-          <w:numId w:val="1018"/>
-        </w:numPr>
-      </w:pPr>
-      <w:r>
-        <w:rPr>
-          <w:b/>
-          <w:bCs/>
-        </w:rPr>
-        <w:t xml:space="preserve">Кольцо показывает число больше 100.</w:t>
-      </w:r>
-      <w:r>
-        <w:t xml:space="preserve"> </w:t>
-      </w:r>
-      <w:r>
-        <w:t xml:space="preserve">Для</w:t>
+        <w:t xml:space="preserve">chat</w:t>
+      </w:r>
+      <w:r>
+        <w:t xml:space="preserve"> </w:t>
+      </w:r>
+      <w:r>
+        <w:t xml:space="preserve">чат отвечает и принимает оценки.</w:t>
+      </w:r>
+    </w:p>
+    <w:p>
+      <w:pPr>
+        <w:pStyle w:val="Compact"/>
+        <w:numPr>
+          <w:ilvl w:val="0"/>
+          <w:numId w:val="1013"/>
+        </w:numPr>
+      </w:pPr>
+      <w:r>
+        <w:t xml:space="preserve">«Добавить материал» работает, а материал с ролью «для всех» виден всем ролям.</w:t>
+      </w:r>
+    </w:p>
+    <w:p>
+      <w:pPr>
+        <w:pStyle w:val="Compact"/>
+        <w:numPr>
+          <w:ilvl w:val="0"/>
+          <w:numId w:val="1014"/>
+        </w:numPr>
+      </w:pPr>
+      <w:r>
+        <w:t xml:space="preserve">Все блоки главной сворачиваются и разворачиваются, чат при этом не очищается.</w:t>
+      </w:r>
+    </w:p>
+    <w:p>
+      <w:pPr>
+        <w:pStyle w:val="Compact"/>
+        <w:numPr>
+          <w:ilvl w:val="0"/>
+          <w:numId w:val="1015"/>
+        </w:numPr>
+      </w:pPr>
+      <w:r>
+        <w:t xml:space="preserve">Если подключён</w:t>
       </w:r>
       <w:r>
         <w:t xml:space="preserve"> </w:t>
@@ -1843,88 +1575,37 @@
         <w:rPr>
           <w:rStyle w:val="VerbatimChar"/>
         </w:rPr>
-        <w:t xml:space="preserve">donut</w:t>
-      </w:r>
-      <w:r>
-        <w:t xml:space="preserve"> </w:t>
-      </w:r>
-      <w:r>
-        <w:t xml:space="preserve">нужен процент от 0 до 100.</w:t>
-      </w:r>
-    </w:p>
-    <w:p>
-      <w:pPr>
-        <w:pStyle w:val="Compact"/>
-        <w:numPr>
-          <w:ilvl w:val="0"/>
-          <w:numId w:val="1018"/>
-        </w:numPr>
-      </w:pPr>
-      <w:r>
-        <w:rPr>
-          <w:b/>
-          <w:bCs/>
-        </w:rPr>
-        <w:t xml:space="preserve">Чат пишет «Агент сейчас недоступен».</w:t>
-      </w:r>
-      <w:r>
-        <w:t xml:space="preserve"> </w:t>
-      </w:r>
-      <w:r>
-        <w:t xml:space="preserve">Воркфлоу не активен, URL тестовый (</w:t>
-      </w:r>
-      <w:r>
-        <w:rPr>
-          <w:rStyle w:val="VerbatimChar"/>
-        </w:rPr>
-        <w:t xml:space="preserve">/webhook-test/</w:t>
-      </w:r>
-      <w:r>
-        <w:t xml:space="preserve">) вместо Production,</w:t>
-      </w:r>
-      <w:r>
-        <w:t xml:space="preserve"> </w:t>
-      </w:r>
-      <w:r>
-        <w:t xml:space="preserve">нет учётных данных OpenAI или закончился баланс. В n8n откройте</w:t>
-      </w:r>
-      <w:r>
-        <w:t xml:space="preserve"> </w:t>
-      </w:r>
-      <w:r>
-        <w:rPr>
-          <w:b/>
-          <w:bCs/>
-        </w:rPr>
-        <w:t xml:space="preserve">Executions</w:t>
-      </w:r>
-      <w:r>
-        <w:t xml:space="preserve"> </w:t>
-      </w:r>
-      <w:r>
-        <w:t xml:space="preserve">— там будет причина.</w:t>
-      </w:r>
-    </w:p>
-    <w:p>
-      <w:pPr>
-        <w:pStyle w:val="Compact"/>
-        <w:numPr>
-          <w:ilvl w:val="0"/>
-          <w:numId w:val="1018"/>
-        </w:numPr>
-      </w:pPr>
-      <w:r>
-        <w:rPr>
-          <w:b/>
-          <w:bCs/>
-        </w:rPr>
-        <w:t xml:space="preserve">Уведомления партнёра кончились после репетиции.</w:t>
-      </w:r>
-      <w:r>
-        <w:t xml:space="preserve"> </w:t>
-      </w:r>
-      <w:r>
-        <w:t xml:space="preserve">Журнал → «Сбросить демо».</w:t>
+        <w:t xml:space="preserve">CHAT_WEBHOOK</w:t>
+      </w:r>
+      <w:r>
+        <w:t xml:space="preserve"> </w:t>
+      </w:r>
+      <w:r>
+        <w:t xml:space="preserve">— чат отвечает живой моделью, а на вопрос вне базы пишет «передаю эксперту».</w:t>
+      </w:r>
+    </w:p>
+    <w:p>
+      <w:pPr>
+        <w:pStyle w:val="Compact"/>
+        <w:numPr>
+          <w:ilvl w:val="0"/>
+          <w:numId w:val="1016"/>
+        </w:numPr>
+      </w:pPr>
+      <w:r>
+        <w:t xml:space="preserve">«Сбросить демо» в журнале возвращает портал в исходное состояние.</w:t>
+      </w:r>
+    </w:p>
+    <w:p>
+      <w:pPr>
+        <w:pStyle w:val="Compact"/>
+        <w:numPr>
+          <w:ilvl w:val="0"/>
+          <w:numId w:val="1017"/>
+        </w:numPr>
+      </w:pPr>
+      <w:r>
+        <w:t xml:space="preserve">В консоли браузера нет ошибок (F12 → Console).</w:t>
       </w:r>
     </w:p>
     <w:bookmarkEnd w:id="20"/>
@@ -2310,9 +1991,39 @@
     <w:abstractNumId w:val="991"/>
   </w:num>
   <w:num w:numId="1002">
+    <w:abstractNumId w:val="99411"/>
+    <w:lvlOverride w:ilvl="0">
+      <w:startOverride w:val="1"/>
+    </w:lvlOverride>
+    <w:lvlOverride w:ilvl="1">
+      <w:startOverride w:val="1"/>
+    </w:lvlOverride>
+    <w:lvlOverride w:ilvl="2">
+      <w:startOverride w:val="1"/>
+    </w:lvlOverride>
+    <w:lvlOverride w:ilvl="3">
+      <w:startOverride w:val="1"/>
+    </w:lvlOverride>
+    <w:lvlOverride w:ilvl="4">
+      <w:startOverride w:val="1"/>
+    </w:lvlOverride>
+    <w:lvlOverride w:ilvl="5">
+      <w:startOverride w:val="1"/>
+    </w:lvlOverride>
+    <w:lvlOverride w:ilvl="6">
+      <w:startOverride w:val="1"/>
+    </w:lvlOverride>
+    <w:lvlOverride w:ilvl="7">
+      <w:startOverride w:val="1"/>
+    </w:lvlOverride>
+    <w:lvlOverride w:ilvl="8">
+      <w:startOverride w:val="1"/>
+    </w:lvlOverride>
+  </w:num>
+  <w:num w:numId="1003">
     <w:abstractNumId w:val="991"/>
   </w:num>
-  <w:num w:numId="1003">
+  <w:num w:numId="1004">
     <w:abstractNumId w:val="99411"/>
     <w:lvlOverride w:ilvl="0">
       <w:startOverride w:val="1"/>
@@ -2341,9 +2052,6 @@
     <w:lvlOverride w:ilvl="8">
       <w:startOverride w:val="1"/>
     </w:lvlOverride>
-  </w:num>
-  <w:num w:numId="1004">
-    <w:abstractNumId w:val="991"/>
   </w:num>
   <w:num w:numId="1005">
     <w:abstractNumId w:val="99411"/>
@@ -2437,9 +2145,6 @@
   </w:num>
   <w:num w:numId="1017">
     <w:abstractNumId w:val="992"/>
-  </w:num>
-  <w:num w:numId="1018">
-    <w:abstractNumId w:val="991"/>
   </w:num>
 </w:numbering>
 </file>
